--- a/docs/ado-qtest-user-guide.docx
+++ b/docs/ado-qtest-user-guide.docx
@@ -10,8 +10,8 @@
   <dc:title>BP ADO and qTest User Guide</dc:title>
   <dc:creator>OpenAI Codex</dc:creator>
   <cp:lastModifiedBy>OpenAI Codex</cp:lastModifiedBy>
-  <dcterms:created xsi:type="dcterms:W3CDTF">2026-04-22T17:43:25.699Z</dcterms:created>
-  <dcterms:modified xsi:type="dcterms:W3CDTF">2026-04-22T17:43:25.699Z</dcterms:modified>
+  <dcterms:created xsi:type="dcterms:W3CDTF">2026-04-24T13:33:12.801Z</dcterms:created>
+  <dcterms:modified xsi:type="dcterms:W3CDTF">2026-04-24T13:33:12.801Z</dcterms:modified>
 </cp:coreProperties>
 </file>
 
@@ -65,6 +65,14 @@
         <w:pStyle w:val="ListParagraph"/>
       </w:pPr>
       <w:r>
+        <w:t xml:space="preserve">• Defect field sync between qTest and Azure DevOps is asynchronous, so short delays are normal after create and update activity.</w:t>
+      </w:r>
+    </w:p>
+    <w:p>
+      <w:pPr>
+        <w:pStyle w:val="ListParagraph"/>
+      </w:pPr>
+      <w:r>
         <w:t xml:space="preserve">• Standard requirements and RICEFW features start in Azure DevOps and are created or updated in qTest from there.</w:t>
       </w:r>
     </w:p>
@@ -332,6 +340,14 @@
     </w:p>
     <w:p>
       <w:pPr>
+        <w:pStyle w:val="ListParagraph"/>
+      </w:pPr>
+      <w:r>
+        <w:t xml:space="preserve">• After creating a defect, allow the initial sync to finish before making several more field edits. The linked ADO bug creation and the qTest link-back update do not complete instantly.</w:t>
+      </w:r>
+    </w:p>
+    <w:p>
+      <w:pPr>
         <w:pStyle w:val="Heading1"/>
       </w:pPr>
       <w:r>
@@ -596,6 +612,30 @@
     </w:p>
     <w:p>
       <w:pPr>
+        <w:pStyle w:val="ListParagraph"/>
+      </w:pPr>
+      <w:r>
+        <w:t xml:space="preserve">• Rapid consecutive defect field updates can still be processed out of order because the integration is asynchronous across qTest, Pulse, and ADO.</w:t>
+      </w:r>
+    </w:p>
+    <w:p>
+      <w:pPr>
+        <w:pStyle w:val="ListParagraph"/>
+      </w:pPr>
+      <w:r>
+        <w:t xml:space="preserve">• Best practice is to let one defect save and sync settle before making another broad round of defect field changes.</w:t>
+      </w:r>
+    </w:p>
+    <w:p>
+      <w:pPr>
+        <w:pStyle w:val="ListParagraph"/>
+      </w:pPr>
+      <w:r>
+        <w:t xml:space="preserve">• If several defect changes are made in quick succession, an older ADO-backed update can overwrite a newer qTest field value. Reapplying the intended final change after the sync settles is the current workaround.</w:t>
+      </w:r>
+    </w:p>
+    <w:p>
+      <w:pPr>
         <w:pStyle w:val="Heading1"/>
       </w:pPr>
       <w:r>
@@ -1413,6 +1453,14 @@
       </w:pPr>
       <w:r>
         <w:t xml:space="preserve">• Defect comments are two-way.</w:t>
+      </w:r>
+    </w:p>
+    <w:p>
+      <w:pPr>
+        <w:pStyle w:val="ListParagraph"/>
+      </w:pPr>
+      <w:r>
+        <w:t xml:space="preserve">• Rapid successive defect field edits are the main current source of stale-update race conditions on linked defects.</w:t>
       </w:r>
     </w:p>
     <w:p>
